--- a/submission_healthcare/03_Supplementary_Materials.docx
+++ b/submission_healthcare/03_Supplementary_Materials.docx
@@ -17,7 +17,7 @@
         <w:ind w:left="0"/>
       </w:pPr>
       <w:r>
-        <w:t>Assistive Speech and Braille Technologies for Children and Adolescents with Disabilities: A Systematic Review of Reading, Writing, and Learning Outcomes</w:t>
+        <w:t>Access or Learning? A Systematic Review of Speech and Braille Assistive Technologies for Children and Adolescents with Disabilities</w:t>
       </w:r>
     </w:p>
     <w:p>
@@ -32,6 +32,7 @@
     <w:p>
       <w:pPr>
         <w:pStyle w:val="MDPI41tablecaption"/>
+        <w:keepNext/>
         <w:ind w:left="0"/>
       </w:pPr>
       <w:r>
@@ -506,6 +507,7 @@
     <w:p>
       <w:pPr>
         <w:pStyle w:val="MDPI41tablecaption"/>
+        <w:keepNext/>
         <w:ind w:left="0"/>
       </w:pPr>
       <w:r>
@@ -755,7 +757,7 @@
               <w:rPr>
                 <w:sz w:val="15"/>
               </w:rPr>
-              <w:t>[29]</w:t>
+              <w:t>[34]</w:t>
             </w:r>
           </w:p>
         </w:tc>
@@ -921,7 +923,7 @@
               <w:rPr>
                 <w:sz w:val="15"/>
               </w:rPr>
-              <w:t>[30]</w:t>
+              <w:t>[35]</w:t>
             </w:r>
           </w:p>
         </w:tc>
@@ -990,7 +992,7 @@
               <w:rPr>
                 <w:sz w:val="15"/>
               </w:rPr>
-              <w:t>52 learners with learning disabilities, 9–18 years; includes the 39 participants in [29] plus 13 continuous-speech STT users</w:t>
+              <w:t>52 learners with learning disabilities, 9–18 years; includes the 39 participants in [34] plus 13 continuous-speech STT users</w:t>
             </w:r>
           </w:p>
         </w:tc>
@@ -1059,7 +1061,7 @@
               <w:rPr>
                 <w:sz w:val="15"/>
               </w:rPr>
-              <w:t>Both STT groups improved word recognition and reading comprehension relative to control; the discrete-speech group also improved spelling. This report is not an independent replication of [29].</w:t>
+              <w:t>Both STT groups improved word recognition and reading comprehension relative to control; the discrete-speech group also improved spelling. This report is not an independent replication of [34].</w:t>
             </w:r>
           </w:p>
         </w:tc>
@@ -1087,7 +1089,7 @@
               <w:rPr>
                 <w:sz w:val="15"/>
               </w:rPr>
-              <w:t>[31]</w:t>
+              <w:t>[36]</w:t>
             </w:r>
           </w:p>
         </w:tc>
@@ -1253,7 +1255,7 @@
               <w:rPr>
                 <w:sz w:val="15"/>
               </w:rPr>
-              <w:t>[32]</w:t>
+              <w:t>[37]</w:t>
             </w:r>
           </w:p>
         </w:tc>
@@ -1419,7 +1421,7 @@
               <w:rPr>
                 <w:sz w:val="15"/>
               </w:rPr>
-              <w:t>[33]</w:t>
+              <w:t>[38]</w:t>
             </w:r>
           </w:p>
         </w:tc>
@@ -1585,7 +1587,7 @@
               <w:rPr>
                 <w:sz w:val="15"/>
               </w:rPr>
-              <w:t>[34]</w:t>
+              <w:t>[39]</w:t>
             </w:r>
           </w:p>
         </w:tc>
@@ -1751,7 +1753,7 @@
               <w:rPr>
                 <w:sz w:val="15"/>
               </w:rPr>
-              <w:t>[35]</w:t>
+              <w:t>[40]</w:t>
             </w:r>
           </w:p>
         </w:tc>
@@ -1917,7 +1919,7 @@
               <w:rPr>
                 <w:sz w:val="15"/>
               </w:rPr>
-              <w:t>[36]</w:t>
+              <w:t>[41]</w:t>
             </w:r>
           </w:p>
         </w:tc>
@@ -2083,7 +2085,7 @@
               <w:rPr>
                 <w:sz w:val="15"/>
               </w:rPr>
-              <w:t>[37]</w:t>
+              <w:t>[42]</w:t>
             </w:r>
           </w:p>
         </w:tc>
@@ -2249,7 +2251,7 @@
               <w:rPr>
                 <w:sz w:val="15"/>
               </w:rPr>
-              <w:t>[38]</w:t>
+              <w:t>[43]</w:t>
             </w:r>
           </w:p>
         </w:tc>
@@ -2415,7 +2417,7 @@
               <w:rPr>
                 <w:sz w:val="15"/>
               </w:rPr>
-              <w:t>[39]</w:t>
+              <w:t>[44]</w:t>
             </w:r>
           </w:p>
         </w:tc>
@@ -2581,7 +2583,7 @@
               <w:rPr>
                 <w:sz w:val="15"/>
               </w:rPr>
-              <w:t>[40]</w:t>
+              <w:t>[45]</w:t>
             </w:r>
           </w:p>
         </w:tc>
@@ -2747,7 +2749,7 @@
               <w:rPr>
                 <w:sz w:val="15"/>
               </w:rPr>
-              <w:t>[41]</w:t>
+              <w:t>[46]</w:t>
             </w:r>
           </w:p>
         </w:tc>
@@ -2913,7 +2915,7 @@
               <w:rPr>
                 <w:sz w:val="15"/>
               </w:rPr>
-              <w:t>[42]</w:t>
+              <w:t>[47]</w:t>
             </w:r>
           </w:p>
         </w:tc>
@@ -3079,7 +3081,7 @@
               <w:rPr>
                 <w:sz w:val="15"/>
               </w:rPr>
-              <w:t>[43]</w:t>
+              <w:t>[48]</w:t>
             </w:r>
           </w:p>
         </w:tc>
@@ -3245,7 +3247,7 @@
               <w:rPr>
                 <w:sz w:val="15"/>
               </w:rPr>
-              <w:t>[44]</w:t>
+              <w:t>[49]</w:t>
             </w:r>
           </w:p>
         </w:tc>
@@ -3411,7 +3413,7 @@
               <w:rPr>
                 <w:sz w:val="15"/>
               </w:rPr>
-              <w:t>[45]</w:t>
+              <w:t>[50]</w:t>
             </w:r>
           </w:p>
         </w:tc>
@@ -3577,7 +3579,7 @@
               <w:rPr>
                 <w:sz w:val="15"/>
               </w:rPr>
-              <w:t>[46]</w:t>
+              <w:t>[51]</w:t>
             </w:r>
           </w:p>
         </w:tc>
@@ -3743,7 +3745,7 @@
               <w:rPr>
                 <w:sz w:val="15"/>
               </w:rPr>
-              <w:t>[47]</w:t>
+              <w:t>[52]</w:t>
             </w:r>
           </w:p>
         </w:tc>
@@ -3909,7 +3911,7 @@
               <w:rPr>
                 <w:sz w:val="15"/>
               </w:rPr>
-              <w:t>[48]</w:t>
+              <w:t>[53]</w:t>
             </w:r>
           </w:p>
         </w:tc>
@@ -4075,7 +4077,7 @@
               <w:rPr>
                 <w:sz w:val="15"/>
               </w:rPr>
-              <w:t>[49]</w:t>
+              <w:t>[54]</w:t>
             </w:r>
           </w:p>
         </w:tc>
@@ -4241,7 +4243,7 @@
               <w:rPr>
                 <w:sz w:val="15"/>
               </w:rPr>
-              <w:t>[50]</w:t>
+              <w:t>[55]</w:t>
             </w:r>
           </w:p>
         </w:tc>
@@ -4407,7 +4409,7 @@
               <w:rPr>
                 <w:sz w:val="15"/>
               </w:rPr>
-              <w:t>[51]</w:t>
+              <w:t>[56]</w:t>
             </w:r>
           </w:p>
         </w:tc>
@@ -4573,7 +4575,7 @@
               <w:rPr>
                 <w:sz w:val="15"/>
               </w:rPr>
-              <w:t>[52]</w:t>
+              <w:t>[57]</w:t>
             </w:r>
           </w:p>
         </w:tc>
@@ -4739,7 +4741,7 @@
               <w:rPr>
                 <w:sz w:val="15"/>
               </w:rPr>
-              <w:t>[53]</w:t>
+              <w:t>[58]</w:t>
             </w:r>
           </w:p>
         </w:tc>
@@ -4905,7 +4907,7 @@
               <w:rPr>
                 <w:sz w:val="15"/>
               </w:rPr>
-              <w:t>[54]</w:t>
+              <w:t>[59]</w:t>
             </w:r>
           </w:p>
         </w:tc>
@@ -5043,7 +5045,7 @@
               <w:rPr>
                 <w:sz w:val="15"/>
               </w:rPr>
-              <w:t>Source-reported PEM values ranged from 0.08 to 0.75 (8–75%) across learners for comprehension and independence; higher values indicate greater separation from baseline, and responses were heterogeneous. The authors recommended combining TTS with comprehension-strategy instruction. Cohort overlap with [34], [35], and [49] could not be excluded (Table S4, Panel C).</w:t>
+              <w:t>Source-reported PEM values ranged from 0.08 to 0.75 (8–75%) across learners for comprehension and independence; higher values indicate greater separation from baseline, and responses were heterogeneous. The authors recommended combining TTS with comprehension-strategy instruction. Cohort overlap with [39], [40], and [54] could not be excluded (Table S4, Panel C).</w:t>
             </w:r>
           </w:p>
         </w:tc>
@@ -5071,7 +5073,7 @@
               <w:rPr>
                 <w:sz w:val="15"/>
               </w:rPr>
-              <w:t>[55]</w:t>
+              <w:t>[60]</w:t>
             </w:r>
           </w:p>
         </w:tc>
@@ -5221,12 +5223,13 @@
         <w:ind w:left="0"/>
       </w:pPr>
       <w:r>
-        <w:t>ADHD, attention-deficit/hyperactivity disorder; AI, artificial intelligence; LD, learning disability; NAP, non-overlap of all pairs; PEM, percentage exceeding the median; SDQ, Strengths and Difficulties Questionnaire; STT, speech-to-text; TTS, text-to-speech. Participant counts are enrolled or baseline samples unless otherwise indicated; outcome-specific analytic samples were smaller in some reports. Reports [29] and [30] describe overlapping cohorts and were treated as one study. For reports [50] and [52], extraction is limited to the published abstract because the full text could not be obtained. Reported p values and effect statistics were transcribed from the source reports and should be read together with the appraisal in Table S3.</w:t>
+        <w:t>ADHD, attention-deficit/hyperactivity disorder; AI, artificial intelligence; LD, learning disability; NAP, non-overlap of all pairs; PEM, percentage exceeding the median; SDQ, Strengths and Difficulties Questionnaire; STT, speech-to-text; TTS, text-to-speech. Participant counts are enrolled or baseline samples unless otherwise indicated; outcome-specific analytic samples were smaller in some reports. Reports [34] and [35] describe overlapping cohorts and were treated as one study. For reports [55] and [57], extraction is limited to the published abstract because the full text could not be obtained. Reported p values and effect statistics were transcribed from the source reports and should be read together with the appraisal in Table S3.</w:t>
       </w:r>
     </w:p>
     <w:p>
       <w:pPr>
         <w:pStyle w:val="MDPI41tablecaption"/>
+        <w:keepNext/>
         <w:ind w:left="0"/>
       </w:pPr>
       <w:r>
@@ -5392,7 +5395,7 @@
               <w:rPr>
                 <w:sz w:val="16"/>
               </w:rPr>
-              <w:t>[29]</w:t>
+              <w:t>[34]</w:t>
             </w:r>
           </w:p>
         </w:tc>
@@ -5489,7 +5492,7 @@
               <w:rPr>
                 <w:sz w:val="16"/>
               </w:rPr>
-              <w:t>[30]</w:t>
+              <w:t>[35]</w:t>
             </w:r>
           </w:p>
         </w:tc>
@@ -5558,7 +5561,7 @@
               <w:rPr>
                 <w:sz w:val="16"/>
               </w:rPr>
-              <w:t>Nonrandom, nonconcurrent expanded comparison; participant overlap with [29]; residual confounding.</w:t>
+              <w:t>Nonrandom, nonconcurrent expanded comparison; participant overlap with [34]; residual confounding.</w:t>
             </w:r>
           </w:p>
         </w:tc>
@@ -5586,7 +5589,7 @@
               <w:rPr>
                 <w:sz w:val="16"/>
               </w:rPr>
-              <w:t>[31]</w:t>
+              <w:t>[36]</w:t>
             </w:r>
           </w:p>
         </w:tc>
@@ -5683,7 +5686,7 @@
               <w:rPr>
                 <w:sz w:val="16"/>
               </w:rPr>
-              <w:t>[32]</w:t>
+              <w:t>[37]</w:t>
             </w:r>
           </w:p>
         </w:tc>
@@ -5780,7 +5783,7 @@
               <w:rPr>
                 <w:sz w:val="16"/>
               </w:rPr>
-              <w:t>[33]</w:t>
+              <w:t>[38]</w:t>
             </w:r>
           </w:p>
         </w:tc>
@@ -5877,7 +5880,7 @@
               <w:rPr>
                 <w:sz w:val="16"/>
               </w:rPr>
-              <w:t>[34]</w:t>
+              <w:t>[39]</w:t>
             </w:r>
           </w:p>
         </w:tc>
@@ -5974,7 +5977,7 @@
               <w:rPr>
                 <w:sz w:val="16"/>
               </w:rPr>
-              <w:t>[35]</w:t>
+              <w:t>[40]</w:t>
             </w:r>
           </w:p>
         </w:tc>
@@ -6071,7 +6074,7 @@
               <w:rPr>
                 <w:sz w:val="16"/>
               </w:rPr>
-              <w:t>[36]</w:t>
+              <w:t>[41]</w:t>
             </w:r>
           </w:p>
         </w:tc>
@@ -6168,7 +6171,7 @@
               <w:rPr>
                 <w:sz w:val="16"/>
               </w:rPr>
-              <w:t>[37]</w:t>
+              <w:t>[42]</w:t>
             </w:r>
           </w:p>
         </w:tc>
@@ -6265,7 +6268,7 @@
               <w:rPr>
                 <w:sz w:val="16"/>
               </w:rPr>
-              <w:t>[38]</w:t>
+              <w:t>[43]</w:t>
             </w:r>
           </w:p>
         </w:tc>
@@ -6362,7 +6365,7 @@
               <w:rPr>
                 <w:sz w:val="16"/>
               </w:rPr>
-              <w:t>[39]</w:t>
+              <w:t>[44]</w:t>
             </w:r>
           </w:p>
         </w:tc>
@@ -6459,7 +6462,7 @@
               <w:rPr>
                 <w:sz w:val="16"/>
               </w:rPr>
-              <w:t>[40]</w:t>
+              <w:t>[45]</w:t>
             </w:r>
           </w:p>
         </w:tc>
@@ -6556,7 +6559,7 @@
               <w:rPr>
                 <w:sz w:val="16"/>
               </w:rPr>
-              <w:t>[41]</w:t>
+              <w:t>[46]</w:t>
             </w:r>
           </w:p>
         </w:tc>
@@ -6653,7 +6656,7 @@
               <w:rPr>
                 <w:sz w:val="16"/>
               </w:rPr>
-              <w:t>[42]</w:t>
+              <w:t>[47]</w:t>
             </w:r>
           </w:p>
         </w:tc>
@@ -6750,7 +6753,7 @@
               <w:rPr>
                 <w:sz w:val="16"/>
               </w:rPr>
-              <w:t>[43]</w:t>
+              <w:t>[48]</w:t>
             </w:r>
           </w:p>
         </w:tc>
@@ -6847,7 +6850,7 @@
               <w:rPr>
                 <w:sz w:val="16"/>
               </w:rPr>
-              <w:t>[44]</w:t>
+              <w:t>[49]</w:t>
             </w:r>
           </w:p>
         </w:tc>
@@ -6944,7 +6947,7 @@
               <w:rPr>
                 <w:sz w:val="16"/>
               </w:rPr>
-              <w:t>[45]</w:t>
+              <w:t>[50]</w:t>
             </w:r>
           </w:p>
         </w:tc>
@@ -7041,7 +7044,7 @@
               <w:rPr>
                 <w:sz w:val="16"/>
               </w:rPr>
-              <w:t>[46]</w:t>
+              <w:t>[51]</w:t>
             </w:r>
           </w:p>
         </w:tc>
@@ -7138,7 +7141,7 @@
               <w:rPr>
                 <w:sz w:val="16"/>
               </w:rPr>
-              <w:t>[47]</w:t>
+              <w:t>[52]</w:t>
             </w:r>
           </w:p>
         </w:tc>
@@ -7235,7 +7238,7 @@
               <w:rPr>
                 <w:sz w:val="16"/>
               </w:rPr>
-              <w:t>[48]</w:t>
+              <w:t>[53]</w:t>
             </w:r>
           </w:p>
         </w:tc>
@@ -7332,7 +7335,7 @@
               <w:rPr>
                 <w:sz w:val="16"/>
               </w:rPr>
-              <w:t>[49]</w:t>
+              <w:t>[54]</w:t>
             </w:r>
           </w:p>
         </w:tc>
@@ -7429,7 +7432,7 @@
               <w:rPr>
                 <w:sz w:val="16"/>
               </w:rPr>
-              <w:t>[50]</w:t>
+              <w:t>[55]</w:t>
             </w:r>
           </w:p>
         </w:tc>
@@ -7526,7 +7529,7 @@
               <w:rPr>
                 <w:sz w:val="16"/>
               </w:rPr>
-              <w:t>[51]</w:t>
+              <w:t>[56]</w:t>
             </w:r>
           </w:p>
         </w:tc>
@@ -7623,7 +7626,7 @@
               <w:rPr>
                 <w:sz w:val="16"/>
               </w:rPr>
-              <w:t>[52]</w:t>
+              <w:t>[57]</w:t>
             </w:r>
           </w:p>
         </w:tc>
@@ -7720,7 +7723,7 @@
               <w:rPr>
                 <w:sz w:val="16"/>
               </w:rPr>
-              <w:t>[53]</w:t>
+              <w:t>[58]</w:t>
             </w:r>
           </w:p>
         </w:tc>
@@ -7817,7 +7820,7 @@
               <w:rPr>
                 <w:sz w:val="16"/>
               </w:rPr>
-              <w:t>[54]</w:t>
+              <w:t>[59]</w:t>
             </w:r>
           </w:p>
         </w:tc>
@@ -7886,7 +7889,7 @@
               <w:rPr>
                 <w:sz w:val="16"/>
               </w:rPr>
-              <w:t>The article describes an A–B design. One baseline-to-intervention transition per learner does not provide three WWC-eligible demonstrations of effect. Outcome assessment was not blinded, and cohort overlap with [34], [35], and [49] remains unresolved.</w:t>
+              <w:t>The article describes an A–B design. One baseline-to-intervention transition per learner does not provide three WWC-eligible demonstrations of effect. Outcome assessment was not blinded, and cohort overlap with [39], [40], and [54] remains unresolved.</w:t>
             </w:r>
           </w:p>
         </w:tc>
@@ -7914,7 +7917,7 @@
               <w:rPr>
                 <w:sz w:val="16"/>
               </w:rPr>
-              <w:t>[55]</w:t>
+              <w:t>[60]</w:t>
             </w:r>
           </w:p>
         </w:tc>
@@ -8001,6 +8004,7 @@
     <w:p>
       <w:pPr>
         <w:pStyle w:val="MDPI41tablecaption"/>
+        <w:keepNext/>
         <w:ind w:left="0"/>
       </w:pPr>
       <w:r>
@@ -8010,7 +8014,7 @@
         <w:t>Table S4.</w:t>
       </w:r>
       <w:r>
-        <w:t xml:space="preserve"> Synthesis groups, protocol deviations and post hoc elements, report linkage, and selected excluded reports.</w:t>
+        <w:t xml:space="preserve"> Synthesis groups, protocol deviations and post hoc elements, report linkage, selected excluded reports, and studies awaiting classification.</w:t>
       </w:r>
     </w:p>
     <w:tbl>
@@ -8162,6 +8166,7 @@
           <w:p>
             <w:pPr>
               <w:pStyle w:val="MDPI42tablebody"/>
+              <w:keepNext/>
               <w:jc w:val="left"/>
             </w:pPr>
             <w:r>
@@ -8197,7 +8202,7 @@
               <w:rPr>
                 <w:sz w:val="16"/>
               </w:rPr>
-              <w:t>G1 STT: unaided reading-related outcomes [29,30]</w:t>
+              <w:t>G1 STT: unaided reading-related outcomes [34,35]</w:t>
             </w:r>
           </w:p>
         </w:tc>
@@ -8294,7 +8299,7 @@
               <w:rPr>
                 <w:sz w:val="16"/>
               </w:rPr>
-              <w:t>G2 STT: written expression [31–35]</w:t>
+              <w:t>G2 STT: written expression [36–40]</w:t>
             </w:r>
           </w:p>
         </w:tc>
@@ -8391,7 +8396,7 @@
               <w:rPr>
                 <w:sz w:val="16"/>
               </w:rPr>
-              <w:t>G3 TTS: reading and listening comprehension [37–39,41–47,49–54]</w:t>
+              <w:t>G3 TTS: reading and listening comprehension [42–44,46–52,54–59]</w:t>
             </w:r>
           </w:p>
         </w:tc>
@@ -8488,7 +8493,7 @@
               <w:rPr>
                 <w:sz w:val="16"/>
               </w:rPr>
-              <w:t>G4 TTS: general achievement [36]</w:t>
+              <w:t>G4 TTS: general achievement [41]</w:t>
             </w:r>
           </w:p>
         </w:tc>
@@ -8585,7 +8590,7 @@
               <w:rPr>
                 <w:sz w:val="16"/>
               </w:rPr>
-              <w:t>G5 TTS: mathematics [40]</w:t>
+              <w:t>G5 TTS: mathematics [45]</w:t>
             </w:r>
           </w:p>
         </w:tc>
@@ -8682,7 +8687,7 @@
               <w:rPr>
                 <w:sz w:val="16"/>
               </w:rPr>
-              <w:t>G6 TTS: spelling and pronunciation [48]</w:t>
+              <w:t>G6 TTS: spelling and pronunciation [53]</w:t>
             </w:r>
           </w:p>
         </w:tc>
@@ -8779,7 +8784,7 @@
               <w:rPr>
                 <w:sz w:val="16"/>
               </w:rPr>
-              <w:t>G7 Adaptive AI Braille tutor [55]</w:t>
+              <w:t>G7 Adaptive AI Braille tutor [60]</w:t>
             </w:r>
           </w:p>
         </w:tc>
@@ -9066,6 +9071,7 @@
           <w:p>
             <w:pPr>
               <w:pStyle w:val="MDPI42tablebody"/>
+              <w:keepNext/>
               <w:jc w:val="left"/>
             </w:pPr>
             <w:r>
@@ -9341,7 +9347,7 @@
               <w:rPr>
                 <w:sz w:val="16"/>
               </w:rPr>
-              <w:t>Ten of 27 included reports came from supplementary methods. Two [37,42] were identified by verification searching and seven [32,43,50–54] by later targeted searching; all were assessed against the prespecified criteria before synthesis.</w:t>
+              <w:t>Ten of 27 included reports came from supplementary methods. Two [42,47] were identified by verification searching and seven [37,48,55–59] by later targeted searching; all were assessed against the prespecified criteria before synthesis. A post-search check (26 September 2026) identified five further potentially eligible reports (Panel E), which were not synthesised.</w:t>
             </w:r>
           </w:p>
         </w:tc>
@@ -10067,6 +10073,7 @@
           <w:p>
             <w:pPr>
               <w:pStyle w:val="MDPI42tablebody"/>
+              <w:keepNext/>
               <w:jc w:val="left"/>
             </w:pPr>
             <w:r>
@@ -10102,7 +10109,7 @@
               <w:rPr>
                 <w:sz w:val="16"/>
               </w:rPr>
-              <w:t>[29]/[30]</w:t>
+              <w:t>[34]/[35]</w:t>
             </w:r>
           </w:p>
         </w:tc>
@@ -10125,7 +10132,7 @@
               <w:rPr>
                 <w:sz w:val="16"/>
               </w:rPr>
-              <w:t>Same authors and cohort; [30] contains the 39 participants of [29] plus 13 new participants.</w:t>
+              <w:t>Same authors and cohort; [35] contains the 39 participants of [34] plus 13 new participants.</w:t>
             </w:r>
           </w:p>
         </w:tc>
@@ -10199,7 +10206,7 @@
               <w:rPr>
                 <w:sz w:val="16"/>
               </w:rPr>
-              <w:t>[34]/[35]/[49]/[54]</w:t>
+              <w:t>[39]/[40]/[54]/[59]</w:t>
             </w:r>
           </w:p>
         </w:tc>
@@ -10296,7 +10303,7 @@
               <w:rPr>
                 <w:sz w:val="16"/>
               </w:rPr>
-              <w:t>[33]/[38]</w:t>
+              <w:t>[38]/[43]</w:t>
             </w:r>
           </w:p>
         </w:tc>
@@ -10393,7 +10400,7 @@
               <w:rPr>
                 <w:sz w:val="16"/>
               </w:rPr>
-              <w:t>[51]/[52]</w:t>
+              <w:t>[56]/[57]</w:t>
             </w:r>
           </w:p>
         </w:tc>
@@ -10490,7 +10497,7 @@
               <w:rPr>
                 <w:sz w:val="16"/>
               </w:rPr>
-              <w:t>[32]</w:t>
+              <w:t>[37]</w:t>
             </w:r>
           </w:p>
         </w:tc>
@@ -10513,7 +10520,7 @@
               <w:rPr>
                 <w:sz w:val="16"/>
               </w:rPr>
-              <w:t>Gothenburg-based project; different region, project, and author network from [34]/[35]/[49]/[54].</w:t>
+              <w:t>Gothenburg-based project; different region, project, and author network from [39]/[40]/[54]/[59].</w:t>
             </w:r>
           </w:p>
         </w:tc>
@@ -10587,7 +10594,7 @@
               <w:rPr>
                 <w:sz w:val="16"/>
               </w:rPr>
-              <w:t>[43] and corrigendum</w:t>
+              <w:t>[48] and corrigendum</w:t>
             </w:r>
           </w:p>
         </w:tc>
@@ -10680,6 +10687,7 @@
           <w:p>
             <w:pPr>
               <w:pStyle w:val="MDPI42tablebody"/>
+              <w:keepNext/>
               <w:jc w:val="left"/>
             </w:pPr>
             <w:r>
@@ -10761,7 +10769,7 @@
               <w:rPr>
                 <w:sz w:val="16"/>
               </w:rPr>
-              <w:t>Included as [43] after a boundary judgement on the standardised classification of reading difficulties.</w:t>
+              <w:t>Included as [48] after a boundary judgement on the standardised classification of reading difficulties.</w:t>
             </w:r>
           </w:p>
         </w:tc>
@@ -10858,7 +10866,7 @@
               <w:rPr>
                 <w:sz w:val="16"/>
               </w:rPr>
-              <w:t>Included as [32] after full-text assessment: eligible population, intervention, comparator, design, and outcomes.</w:t>
+              <w:t>Included as [37] after full-text assessment: eligible population, intervention, comparator, design, and outcomes.</w:t>
             </w:r>
           </w:p>
         </w:tc>
@@ -11149,7 +11157,7 @@
               <w:rPr>
                 <w:sz w:val="16"/>
               </w:rPr>
-              <w:t>Excluded: theses; journal reports [39] and [44] retained.</w:t>
+              <w:t>Excluded: theses; journal reports [44] and [49] retained.</w:t>
             </w:r>
           </w:p>
         </w:tc>
@@ -11367,6 +11375,523 @@
                 <w:sz w:val="16"/>
               </w:rPr>
               <w:t>Does not establish ineffectiveness.</w:t>
+            </w:r>
+          </w:p>
+        </w:tc>
+      </w:tr>
+      <w:tr>
+        <w:trPr>
+          <w:cantSplit/>
+        </w:trPr>
+        <w:tc>
+          <w:tcPr>
+            <w:tcW w:type="dxa" w:w="15300"/>
+            <w:gridSpan w:val="4"/>
+            <w:shd w:val="clear" w:color="auto" w:fill="F2F2F2"/>
+            <w:tcMar>
+              <w:top w:w="30" w:type="dxa"/>
+              <w:left w:w="60" w:type="dxa"/>
+              <w:bottom w:w="30" w:type="dxa"/>
+              <w:right w:w="60" w:type="dxa"/>
+            </w:tcMar>
+          </w:tcPr>
+          <w:p>
+            <w:pPr>
+              <w:pStyle w:val="MDPI42tablebody"/>
+              <w:keepNext/>
+              <w:jc w:val="left"/>
+            </w:pPr>
+            <w:r>
+              <w:rPr>
+                <w:b/>
+                <w:sz w:val="16"/>
+              </w:rPr>
+              <w:t>Panel E. Studies awaiting classification (identified by the post-search check, 26 September 2026)</w:t>
+            </w:r>
+          </w:p>
+        </w:tc>
+      </w:tr>
+      <w:tr>
+        <w:trPr>
+          <w:cantSplit/>
+        </w:trPr>
+        <w:tc>
+          <w:tcPr>
+            <w:tcW w:type="dxa" w:w="2900"/>
+            <w:tcMar>
+              <w:top w:w="30" w:type="dxa"/>
+              <w:left w:w="60" w:type="dxa"/>
+              <w:bottom w:w="30" w:type="dxa"/>
+              <w:right w:w="60" w:type="dxa"/>
+            </w:tcMar>
+          </w:tcPr>
+          <w:p>
+            <w:pPr>
+              <w:pStyle w:val="MDPI42tablebody"/>
+              <w:jc w:val="left"/>
+            </w:pPr>
+            <w:r>
+              <w:rPr>
+                <w:sz w:val="16"/>
+              </w:rPr>
+              <w:t>Quinlan (2004) [22]</w:t>
+            </w:r>
+          </w:p>
+        </w:tc>
+        <w:tc>
+          <w:tcPr>
+            <w:tcW w:type="dxa" w:w="4200"/>
+            <w:tcMar>
+              <w:top w:w="30" w:type="dxa"/>
+              <w:left w:w="60" w:type="dxa"/>
+              <w:bottom w:w="30" w:type="dxa"/>
+              <w:right w:w="60" w:type="dxa"/>
+            </w:tcMar>
+          </w:tcPr>
+          <w:p>
+            <w:pPr>
+              <w:pStyle w:val="MDPI42tablebody"/>
+              <w:jc w:val="left"/>
+            </w:pPr>
+            <w:r>
+              <w:rPr>
+                <w:sz w:val="16"/>
+              </w:rPr>
+              <w:t>Within-participant experiment: narratives composed by handwriting and by STT, with and without advance planning; less fluent and fluent writers aged 11–14 years.</w:t>
+            </w:r>
+          </w:p>
+        </w:tc>
+        <w:tc>
+          <w:tcPr>
+            <w:tcW w:type="dxa" w:w="4300"/>
+            <w:tcMar>
+              <w:top w:w="30" w:type="dxa"/>
+              <w:left w:w="60" w:type="dxa"/>
+              <w:bottom w:w="30" w:type="dxa"/>
+              <w:right w:w="60" w:type="dxa"/>
+            </w:tcMar>
+          </w:tcPr>
+          <w:p>
+            <w:pPr>
+              <w:pStyle w:val="MDPI42tablebody"/>
+              <w:jc w:val="left"/>
+            </w:pPr>
+            <w:r>
+              <w:rPr>
+                <w:sz w:val="16"/>
+              </w:rPr>
+              <w:t>Awaiting classification; abstract-level information only.</w:t>
+            </w:r>
+          </w:p>
+        </w:tc>
+        <w:tc>
+          <w:tcPr>
+            <w:tcW w:type="dxa" w:w="3900"/>
+            <w:tcMar>
+              <w:top w:w="30" w:type="dxa"/>
+              <w:left w:w="60" w:type="dxa"/>
+              <w:bottom w:w="30" w:type="dxa"/>
+              <w:right w:w="60" w:type="dxa"/>
+            </w:tcMar>
+          </w:tcPr>
+          <w:p>
+            <w:pPr>
+              <w:pStyle w:val="MDPI42tablebody"/>
+              <w:jc w:val="left"/>
+            </w:pPr>
+            <w:r>
+              <w:rPr>
+                <w:sz w:val="16"/>
+              </w:rPr>
+              <w:t>STT access: longer texts (+) and fewer surface errors (+) for less fluent writers; quality not improved (0). Same direction as included STT evidence.</w:t>
+            </w:r>
+          </w:p>
+        </w:tc>
+      </w:tr>
+      <w:tr>
+        <w:trPr>
+          <w:cantSplit/>
+        </w:trPr>
+        <w:tc>
+          <w:tcPr>
+            <w:tcW w:type="dxa" w:w="2900"/>
+            <w:tcMar>
+              <w:top w:w="30" w:type="dxa"/>
+              <w:left w:w="60" w:type="dxa"/>
+              <w:bottom w:w="30" w:type="dxa"/>
+              <w:right w:w="60" w:type="dxa"/>
+            </w:tcMar>
+          </w:tcPr>
+          <w:p>
+            <w:pPr>
+              <w:pStyle w:val="MDPI42tablebody"/>
+              <w:jc w:val="left"/>
+            </w:pPr>
+            <w:r>
+              <w:rPr>
+                <w:sz w:val="16"/>
+              </w:rPr>
+              <w:t>Higgins &amp; Raskind (2005) [23]</w:t>
+            </w:r>
+          </w:p>
+        </w:tc>
+        <w:tc>
+          <w:tcPr>
+            <w:tcW w:type="dxa" w:w="4200"/>
+            <w:tcMar>
+              <w:top w:w="30" w:type="dxa"/>
+              <w:left w:w="60" w:type="dxa"/>
+              <w:bottom w:w="30" w:type="dxa"/>
+              <w:right w:w="60" w:type="dxa"/>
+            </w:tcMar>
+          </w:tcPr>
+          <w:p>
+            <w:pPr>
+              <w:pStyle w:val="MDPI42tablebody"/>
+              <w:jc w:val="left"/>
+            </w:pPr>
+            <w:r>
+              <w:rPr>
+                <w:sz w:val="16"/>
+              </w:rPr>
+              <w:t>Within-participant comparison: silent reading with vs. without a reading pen (optical character recognition with speech synthesis); 30 students with reading disabilities aged 10–18 years.</w:t>
+            </w:r>
+          </w:p>
+        </w:tc>
+        <w:tc>
+          <w:tcPr>
+            <w:tcW w:type="dxa" w:w="4300"/>
+            <w:tcMar>
+              <w:top w:w="30" w:type="dxa"/>
+              <w:left w:w="60" w:type="dxa"/>
+              <w:bottom w:w="30" w:type="dxa"/>
+              <w:right w:w="60" w:type="dxa"/>
+            </w:tcMar>
+          </w:tcPr>
+          <w:p>
+            <w:pPr>
+              <w:pStyle w:val="MDPI42tablebody"/>
+              <w:jc w:val="left"/>
+            </w:pPr>
+            <w:r>
+              <w:rPr>
+                <w:sz w:val="16"/>
+              </w:rPr>
+              <w:t>Awaiting classification; abstract-level information only.</w:t>
+            </w:r>
+          </w:p>
+        </w:tc>
+        <w:tc>
+          <w:tcPr>
+            <w:tcW w:type="dxa" w:w="3900"/>
+            <w:tcMar>
+              <w:top w:w="30" w:type="dxa"/>
+              <w:left w:w="60" w:type="dxa"/>
+              <w:bottom w:w="30" w:type="dxa"/>
+              <w:right w:w="60" w:type="dxa"/>
+            </w:tcMar>
+          </w:tcPr>
+          <w:p>
+            <w:pPr>
+              <w:pStyle w:val="MDPI42tablebody"/>
+              <w:jc w:val="left"/>
+            </w:pPr>
+            <w:r>
+              <w:rPr>
+                <w:sz w:val="16"/>
+              </w:rPr>
+              <w:t>TTS access: comprehension higher with the pen (+). Would add one favourable comprehension comparison; same research group as [34,35], so possible participant overlap would need checking.</w:t>
+            </w:r>
+          </w:p>
+        </w:tc>
+      </w:tr>
+      <w:tr>
+        <w:trPr>
+          <w:cantSplit/>
+        </w:trPr>
+        <w:tc>
+          <w:tcPr>
+            <w:tcW w:type="dxa" w:w="2900"/>
+            <w:tcMar>
+              <w:top w:w="30" w:type="dxa"/>
+              <w:left w:w="60" w:type="dxa"/>
+              <w:bottom w:w="30" w:type="dxa"/>
+              <w:right w:w="60" w:type="dxa"/>
+            </w:tcMar>
+          </w:tcPr>
+          <w:p>
+            <w:pPr>
+              <w:pStyle w:val="MDPI42tablebody"/>
+              <w:jc w:val="left"/>
+            </w:pPr>
+            <w:r>
+              <w:rPr>
+                <w:sz w:val="16"/>
+              </w:rPr>
+              <w:t>Izzo et al. (2009) [24]</w:t>
+            </w:r>
+          </w:p>
+        </w:tc>
+        <w:tc>
+          <w:tcPr>
+            <w:tcW w:type="dxa" w:w="4200"/>
+            <w:tcMar>
+              <w:top w:w="30" w:type="dxa"/>
+              <w:left w:w="60" w:type="dxa"/>
+              <w:bottom w:w="30" w:type="dxa"/>
+              <w:right w:w="60" w:type="dxa"/>
+            </w:tcMar>
+          </w:tcPr>
+          <w:p>
+            <w:pPr>
+              <w:pStyle w:val="MDPI42tablebody"/>
+              <w:jc w:val="left"/>
+            </w:pPr>
+            <w:r>
+              <w:rPr>
+                <w:sz w:val="16"/>
+              </w:rPr>
+              <w:t>Reversal design across 10 curriculum units: TTS screen reader introduced and withdrawn; high-school students with disabilities in an online transition curriculum.</w:t>
+            </w:r>
+          </w:p>
+        </w:tc>
+        <w:tc>
+          <w:tcPr>
+            <w:tcW w:type="dxa" w:w="4300"/>
+            <w:tcMar>
+              <w:top w:w="30" w:type="dxa"/>
+              <w:left w:w="60" w:type="dxa"/>
+              <w:bottom w:w="30" w:type="dxa"/>
+              <w:right w:w="60" w:type="dxa"/>
+            </w:tcMar>
+          </w:tcPr>
+          <w:p>
+            <w:pPr>
+              <w:pStyle w:val="MDPI42tablebody"/>
+              <w:jc w:val="left"/>
+            </w:pPr>
+            <w:r>
+              <w:rPr>
+                <w:sz w:val="16"/>
+              </w:rPr>
+              <w:t>Awaiting classification; abstract-level information only.</w:t>
+            </w:r>
+          </w:p>
+        </w:tc>
+        <w:tc>
+          <w:tcPr>
+            <w:tcW w:type="dxa" w:w="3900"/>
+            <w:tcMar>
+              <w:top w:w="30" w:type="dxa"/>
+              <w:left w:w="60" w:type="dxa"/>
+              <w:bottom w:w="30" w:type="dxa"/>
+              <w:right w:w="60" w:type="dxa"/>
+            </w:tcMar>
+          </w:tcPr>
+          <w:p>
+            <w:pPr>
+              <w:pStyle w:val="MDPI42tablebody"/>
+              <w:jc w:val="left"/>
+            </w:pPr>
+            <w:r>
+              <w:rPr>
+                <w:sz w:val="16"/>
+              </w:rPr>
+              <w:t>TTS access: unit-quiz and reading-comprehension scores higher with TTS (+). Would add one favourable comprehension comparison.</w:t>
+            </w:r>
+          </w:p>
+        </w:tc>
+      </w:tr>
+      <w:tr>
+        <w:trPr>
+          <w:cantSplit/>
+        </w:trPr>
+        <w:tc>
+          <w:tcPr>
+            <w:tcW w:type="dxa" w:w="2900"/>
+            <w:tcMar>
+              <w:top w:w="30" w:type="dxa"/>
+              <w:left w:w="60" w:type="dxa"/>
+              <w:bottom w:w="30" w:type="dxa"/>
+              <w:right w:w="60" w:type="dxa"/>
+            </w:tcMar>
+          </w:tcPr>
+          <w:p>
+            <w:pPr>
+              <w:pStyle w:val="MDPI42tablebody"/>
+              <w:jc w:val="left"/>
+            </w:pPr>
+            <w:r>
+              <w:rPr>
+                <w:sz w:val="16"/>
+              </w:rPr>
+              <w:t>Kambouri et al. (2023) [25]</w:t>
+            </w:r>
+          </w:p>
+        </w:tc>
+        <w:tc>
+          <w:tcPr>
+            <w:tcW w:type="dxa" w:w="4200"/>
+            <w:tcMar>
+              <w:top w:w="30" w:type="dxa"/>
+              <w:left w:w="60" w:type="dxa"/>
+              <w:bottom w:w="30" w:type="dxa"/>
+              <w:right w:w="60" w:type="dxa"/>
+            </w:tcMar>
+          </w:tcPr>
+          <w:p>
+            <w:pPr>
+              <w:pStyle w:val="MDPI42tablebody"/>
+              <w:jc w:val="left"/>
+            </w:pPr>
+            <w:r>
+              <w:rPr>
+                <w:sz w:val="16"/>
+              </w:rPr>
+              <w:t>STT (Dragon) used on set tasks for 16–18 weeks; handwritten text assessed before and after, and STT text compared with handwritten text at post-test; 30 children with special educational needs and disabilities in three settings (UK).</w:t>
+            </w:r>
+          </w:p>
+        </w:tc>
+        <w:tc>
+          <w:tcPr>
+            <w:tcW w:type="dxa" w:w="4300"/>
+            <w:tcMar>
+              <w:top w:w="30" w:type="dxa"/>
+              <w:left w:w="60" w:type="dxa"/>
+              <w:bottom w:w="30" w:type="dxa"/>
+              <w:right w:w="60" w:type="dxa"/>
+            </w:tcMar>
+          </w:tcPr>
+          <w:p>
+            <w:pPr>
+              <w:pStyle w:val="MDPI42tablebody"/>
+              <w:jc w:val="left"/>
+            </w:pPr>
+            <w:r>
+              <w:rPr>
+                <w:sz w:val="16"/>
+              </w:rPr>
+              <w:t>Awaiting classification; eligibility depends on whether the post-test STT vs. handwriting comparison meets the within-participant design criterion.</w:t>
+            </w:r>
+          </w:p>
+        </w:tc>
+        <w:tc>
+          <w:tcPr>
+            <w:tcW w:type="dxa" w:w="3900"/>
+            <w:tcMar>
+              <w:top w:w="30" w:type="dxa"/>
+              <w:left w:w="60" w:type="dxa"/>
+              <w:bottom w:w="30" w:type="dxa"/>
+              <w:right w:w="60" w:type="dxa"/>
+            </w:tcMar>
+          </w:tcPr>
+          <w:p>
+            <w:pPr>
+              <w:pStyle w:val="MDPI42tablebody"/>
+              <w:jc w:val="left"/>
+            </w:pPr>
+            <w:r>
+              <w:rPr>
+                <w:sz w:val="16"/>
+              </w:rPr>
+              <w:t>STT access: STT text better than handwritten text at post-test (+). Learning: handwritten text improved before–after (+), but without a control group. Consistent with favourable learning effects arising only from higher-risk designs.</w:t>
+            </w:r>
+          </w:p>
+        </w:tc>
+      </w:tr>
+      <w:tr>
+        <w:trPr>
+          <w:cantSplit/>
+        </w:trPr>
+        <w:tc>
+          <w:tcPr>
+            <w:tcW w:type="dxa" w:w="2900"/>
+            <w:tcMar>
+              <w:top w:w="30" w:type="dxa"/>
+              <w:left w:w="60" w:type="dxa"/>
+              <w:bottom w:w="30" w:type="dxa"/>
+              <w:right w:w="60" w:type="dxa"/>
+            </w:tcMar>
+          </w:tcPr>
+          <w:p>
+            <w:pPr>
+              <w:pStyle w:val="MDPI42tablebody"/>
+              <w:jc w:val="left"/>
+            </w:pPr>
+            <w:r>
+              <w:rPr>
+                <w:sz w:val="16"/>
+              </w:rPr>
+              <w:t>Flütsch Keravec et al. (2026) [26]</w:t>
+            </w:r>
+          </w:p>
+        </w:tc>
+        <w:tc>
+          <w:tcPr>
+            <w:tcW w:type="dxa" w:w="4200"/>
+            <w:tcMar>
+              <w:top w:w="30" w:type="dxa"/>
+              <w:left w:w="60" w:type="dxa"/>
+              <w:bottom w:w="30" w:type="dxa"/>
+              <w:right w:w="60" w:type="dxa"/>
+            </w:tcMar>
+          </w:tcPr>
+          <w:p>
+            <w:pPr>
+              <w:pStyle w:val="MDPI42tablebody"/>
+              <w:jc w:val="left"/>
+            </w:pPr>
+            <w:r>
+              <w:rPr>
+                <w:sz w:val="16"/>
+              </w:rPr>
+              <w:t>Controlled 18-week intervention: one STT group vs. two handwriting groups; 107 Grade-5 students with dyslexia (Switzerland).</w:t>
+            </w:r>
+          </w:p>
+        </w:tc>
+        <w:tc>
+          <w:tcPr>
+            <w:tcW w:type="dxa" w:w="4300"/>
+            <w:tcMar>
+              <w:top w:w="30" w:type="dxa"/>
+              <w:left w:w="60" w:type="dxa"/>
+              <w:bottom w:w="30" w:type="dxa"/>
+              <w:right w:w="60" w:type="dxa"/>
+            </w:tcMar>
+          </w:tcPr>
+          <w:p>
+            <w:pPr>
+              <w:pStyle w:val="MDPI42tablebody"/>
+              <w:jc w:val="left"/>
+            </w:pPr>
+            <w:r>
+              <w:rPr>
+                <w:sz w:val="16"/>
+              </w:rPr>
+              <w:t>Awaiting classification; published after the search closed.</w:t>
+            </w:r>
+          </w:p>
+        </w:tc>
+        <w:tc>
+          <w:tcPr>
+            <w:tcW w:type="dxa" w:w="3900"/>
+            <w:tcMar>
+              <w:top w:w="30" w:type="dxa"/>
+              <w:left w:w="60" w:type="dxa"/>
+              <w:bottom w:w="30" w:type="dxa"/>
+              <w:right w:w="60" w:type="dxa"/>
+            </w:tcMar>
+          </w:tcPr>
+          <w:p>
+            <w:pPr>
+              <w:pStyle w:val="MDPI42tablebody"/>
+              <w:jc w:val="left"/>
+            </w:pPr>
+            <w:r>
+              <w:rPr>
+                <w:sz w:val="16"/>
+              </w:rPr>
+              <w:t>STT access: longer and more accurate texts with STT (+). STT learning: no transfer to handwritten text production or writing motivation (0). Would make STT learning evidence inconsistent.</w:t>
             </w:r>
           </w:p>
         </w:tc>
@@ -11378,12 +11903,13 @@
         <w:ind w:left="0"/>
       </w:pPr>
       <w:r>
-        <w:t>CI, confidence interval; GRADE, Grading of Recommendations Assessment, Development and Evaluation; ICF-CY, International Classification of Functioning, Disability and Health for Children and Youth; STT, speech-to-text; SWiM, Synthesis Without Meta-analysis; TTS, text-to-speech; WWC, What Works Clearinghouse. Panel D lists selected boundary decisions; it is not a list of all 101 full-text exclusions.</w:t>
+        <w:t>CI, confidence interval; GRADE, Grading of Recommendations Assessment, Development and Evaluation; ICF-CY, International Classification of Functioning, Disability and Health for Children and Youth; STT, speech-to-text; SWiM, Synthesis Without Meta-analysis; TTS, text-to-speech; WWC, What Works Clearinghouse. Panel D lists selected boundary decisions; it is not a list of all 101 full-text exclusions. Panel E is based on published abstracts; the directions shown are provisional, were not used in the synthesis, and are discussed in Section 4.6 of the main manuscript.</w:t>
       </w:r>
     </w:p>
     <w:p>
       <w:pPr>
         <w:pStyle w:val="MDPI41tablecaption"/>
+        <w:keepNext/>
         <w:ind w:left="0"/>
       </w:pPr>
       <w:r>
@@ -11689,7 +12215,7 @@
               <w:rPr>
                 <w:sz w:val="15"/>
               </w:rPr>
-              <w:t>STT-supported writing practice versus general computer instruction: word recognition, spelling, and reading comprehension at post-intervention [29,30]</w:t>
+              <w:t>STT-supported writing practice versus general computer instruction: word recognition, spelling, and reading comprehension at post-intervention [34,35]</w:t>
             </w:r>
           </w:p>
         </w:tc>
@@ -11901,7 +12427,7 @@
               <w:rPr>
                 <w:sz w:val="15"/>
               </w:rPr>
-              <w:t>STT versus handwriting, keyboarding, or baseline writing: written productivity, accuracy, and text quality at post-intervention or immediate comparison [31–35]</w:t>
+              <w:t>STT versus handwriting, keyboarding, or baseline writing: written productivity, accuracy, and text quality at post-intervention or immediate comparison [36–40]</w:t>
             </w:r>
           </w:p>
         </w:tc>
@@ -11947,7 +12473,7 @@
               <w:rPr>
                 <w:sz w:val="15"/>
               </w:rPr>
-              <w:t>NAP 0.93–1.00 for words, sentences, and content units [35]; PEM 30–100% for text length and 10–100% for text quality [34]; fewer residual errors with STT (F(1,52) = 14.92, p &lt; 0.001, partial η² = 0.22) with no text-quality difference (p = 0.95) [32]; no group estimate with a confidence interval.</w:t>
+              <w:t>NAP 0.93–1.00 for words, sentences, and content units [40]; PEM 30–100% for text length and 10–100% for text quality [39]; fewer residual errors with STT (F(1,52) = 14.92, p &lt; 0.001, partial η² = 0.22) with no text-quality difference (p = 0.95) [37]; no group estimate with a confidence interval.</w:t>
             </w:r>
           </w:p>
         </w:tc>
@@ -12113,7 +12639,7 @@
               <w:rPr>
                 <w:sz w:val="15"/>
               </w:rPr>
-              <w:t>TTS or mixed TTS/STT versus unsupported reading, treatment as usual, or an alternative accommodation: reading and listening comprehension at the first post-intervention or condition comparison [37–39,41–47,49–54]</w:t>
+              <w:t>TTS or mixed TTS/STT versus unsupported reading, treatment as usual, or an alternative accommodation: reading and listening comprehension at the first post-intervention or condition comparison [42–44,46–52,54–59]</w:t>
             </w:r>
           </w:p>
         </w:tc>
@@ -12325,7 +12851,7 @@
               <w:rPr>
                 <w:sz w:val="15"/>
               </w:rPr>
-              <w:t>TTS-supported teaching versus conventional teaching: general academic achievement at post-intervention [36]</w:t>
+              <w:t>TTS-supported teaching versus conventional teaching: general academic achievement at post-intervention [41]</w:t>
             </w:r>
           </w:p>
         </w:tc>
@@ -12537,7 +13063,7 @@
               <w:rPr>
                 <w:sz w:val="15"/>
               </w:rPr>
-              <w:t>TTS-assisted mathematics instruction versus conventional instruction: mathematics achievement at post-intervention [40]</w:t>
+              <w:t>TTS-assisted mathematics instruction versus conventional instruction: mathematics achievement at post-intervention [45]</w:t>
             </w:r>
           </w:p>
         </w:tc>
@@ -12749,7 +13275,7 @@
               <w:rPr>
                 <w:sz w:val="15"/>
               </w:rPr>
-              <w:t>TTS-supported e-learning versus unsupported baseline phases: spelling and pronunciation-related performance during the intervention phase [48]</w:t>
+              <w:t>TTS-supported e-learning versus unsupported baseline phases: spelling and pronunciation-related performance during the intervention phase [53]</w:t>
             </w:r>
           </w:p>
         </w:tc>
@@ -12961,7 +13487,7 @@
               <w:rPr>
                 <w:sz w:val="15"/>
               </w:rPr>
-              <w:t>Teacher instruction plus adaptive AI Braille Tutor versus teacher instruction alone: sessions to 100% mastery of Braille contractions [55]</w:t>
+              <w:t>Teacher instruction plus adaptive AI Braille Tutor versus teacher instruction alone: sessions to 100% mastery of Braille contractions [60]</w:t>
             </w:r>
           </w:p>
         </w:tc>
@@ -13163,6 +13689,7 @@
     <w:p>
       <w:pPr>
         <w:pStyle w:val="MDPI41tablecaption"/>
+        <w:keepNext/>
         <w:ind w:left="0"/>
       </w:pPr>
       <w:r>
@@ -13384,7 +13911,7 @@
               <w:rPr>
                 <w:sz w:val="16"/>
               </w:rPr>
-              <w:t>[29,30]</w:t>
+              <w:t>[34,35]</w:t>
             </w:r>
           </w:p>
         </w:tc>
@@ -13499,7 +14026,7 @@
               <w:rPr>
                 <w:sz w:val="16"/>
               </w:rPr>
-              <w:t>Greater pre-post gains than control in word recognition, spelling, reading comprehension and phonological processing [29]; both STT groups improved word recognition and reading comprehension relative to control [30] (one overlapping series)</w:t>
+              <w:t>Greater pre-post gains than control in word recognition, spelling, reading comprehension and phonological processing [34]; both STT groups improved word recognition and reading comprehension relative to control [35] (one overlapping series)</w:t>
             </w:r>
           </w:p>
         </w:tc>
@@ -13527,7 +14054,7 @@
               <w:rPr>
                 <w:sz w:val="16"/>
               </w:rPr>
-              <w:t>[31]</w:t>
+              <w:t>[36]</w:t>
             </w:r>
           </w:p>
         </w:tc>
@@ -13670,7 +14197,7 @@
               <w:rPr>
                 <w:sz w:val="16"/>
               </w:rPr>
-              <w:t>[32]</w:t>
+              <w:t>[37]</w:t>
             </w:r>
           </w:p>
         </w:tc>
@@ -13813,7 +14340,7 @@
               <w:rPr>
                 <w:sz w:val="16"/>
               </w:rPr>
-              <w:t>[32]</w:t>
+              <w:t>[37]</w:t>
             </w:r>
           </w:p>
         </w:tc>
@@ -13956,7 +14483,7 @@
               <w:rPr>
                 <w:sz w:val="16"/>
               </w:rPr>
-              <w:t>[33]</w:t>
+              <w:t>[38]</w:t>
             </w:r>
           </w:p>
         </w:tc>
@@ -14099,7 +14626,7 @@
               <w:rPr>
                 <w:sz w:val="16"/>
               </w:rPr>
-              <w:t>[33]</w:t>
+              <w:t>[38]</w:t>
             </w:r>
           </w:p>
         </w:tc>
@@ -14242,7 +14769,7 @@
               <w:rPr>
                 <w:sz w:val="16"/>
               </w:rPr>
-              <w:t>[33]</w:t>
+              <w:t>[38]</w:t>
             </w:r>
           </w:p>
         </w:tc>
@@ -14385,7 +14912,7 @@
               <w:rPr>
                 <w:sz w:val="16"/>
               </w:rPr>
-              <w:t>[34]</w:t>
+              <w:t>[39]</w:t>
             </w:r>
           </w:p>
         </w:tc>
@@ -14528,7 +15055,7 @@
               <w:rPr>
                 <w:sz w:val="16"/>
               </w:rPr>
-              <w:t>[34]</w:t>
+              <w:t>[39]</w:t>
             </w:r>
           </w:p>
         </w:tc>
@@ -14671,7 +15198,7 @@
               <w:rPr>
                 <w:sz w:val="16"/>
               </w:rPr>
-              <w:t>[35]</w:t>
+              <w:t>[40]</w:t>
             </w:r>
           </w:p>
         </w:tc>
@@ -14814,7 +15341,7 @@
               <w:rPr>
                 <w:sz w:val="16"/>
               </w:rPr>
-              <w:t>[35]</w:t>
+              <w:t>[40]</w:t>
             </w:r>
           </w:p>
         </w:tc>
@@ -14957,7 +15484,7 @@
               <w:rPr>
                 <w:sz w:val="16"/>
               </w:rPr>
-              <w:t>[36]</w:t>
+              <w:t>[41]</w:t>
             </w:r>
           </w:p>
         </w:tc>
@@ -15100,7 +15627,7 @@
               <w:rPr>
                 <w:sz w:val="16"/>
               </w:rPr>
-              <w:t>[37]</w:t>
+              <w:t>[42]</w:t>
             </w:r>
           </w:p>
         </w:tc>
@@ -15243,7 +15770,7 @@
               <w:rPr>
                 <w:sz w:val="16"/>
               </w:rPr>
-              <w:t>[37]</w:t>
+              <w:t>[42]</w:t>
             </w:r>
           </w:p>
         </w:tc>
@@ -15386,7 +15913,7 @@
               <w:rPr>
                 <w:sz w:val="16"/>
               </w:rPr>
-              <w:t>[38]</w:t>
+              <w:t>[43]</w:t>
             </w:r>
           </w:p>
         </w:tc>
@@ -15529,7 +16056,7 @@
               <w:rPr>
                 <w:sz w:val="16"/>
               </w:rPr>
-              <w:t>[39]</w:t>
+              <w:t>[44]</w:t>
             </w:r>
           </w:p>
         </w:tc>
@@ -15672,7 +16199,7 @@
               <w:rPr>
                 <w:sz w:val="16"/>
               </w:rPr>
-              <w:t>[40]</w:t>
+              <w:t>[45]</w:t>
             </w:r>
           </w:p>
         </w:tc>
@@ -15815,7 +16342,7 @@
               <w:rPr>
                 <w:sz w:val="16"/>
               </w:rPr>
-              <w:t>[41]</w:t>
+              <w:t>[46]</w:t>
             </w:r>
           </w:p>
         </w:tc>
@@ -15958,7 +16485,7 @@
               <w:rPr>
                 <w:sz w:val="16"/>
               </w:rPr>
-              <w:t>[41]</w:t>
+              <w:t>[46]</w:t>
             </w:r>
           </w:p>
         </w:tc>
@@ -16101,7 +16628,7 @@
               <w:rPr>
                 <w:sz w:val="16"/>
               </w:rPr>
-              <w:t>[42]</w:t>
+              <w:t>[47]</w:t>
             </w:r>
           </w:p>
         </w:tc>
@@ -16244,7 +16771,7 @@
               <w:rPr>
                 <w:sz w:val="16"/>
               </w:rPr>
-              <w:t>[42]</w:t>
+              <w:t>[47]</w:t>
             </w:r>
           </w:p>
         </w:tc>
@@ -16387,7 +16914,7 @@
               <w:rPr>
                 <w:sz w:val="16"/>
               </w:rPr>
-              <w:t>[43]</w:t>
+              <w:t>[48]</w:t>
             </w:r>
           </w:p>
         </w:tc>
@@ -16530,7 +17057,7 @@
               <w:rPr>
                 <w:sz w:val="16"/>
               </w:rPr>
-              <w:t>[44]</w:t>
+              <w:t>[49]</w:t>
             </w:r>
           </w:p>
         </w:tc>
@@ -16673,7 +17200,7 @@
               <w:rPr>
                 <w:sz w:val="16"/>
               </w:rPr>
-              <w:t>[44]</w:t>
+              <w:t>[49]</w:t>
             </w:r>
           </w:p>
         </w:tc>
@@ -16816,7 +17343,7 @@
               <w:rPr>
                 <w:sz w:val="16"/>
               </w:rPr>
-              <w:t>[45]</w:t>
+              <w:t>[50]</w:t>
             </w:r>
           </w:p>
         </w:tc>
@@ -16959,7 +17486,7 @@
               <w:rPr>
                 <w:sz w:val="16"/>
               </w:rPr>
-              <w:t>[46]</w:t>
+              <w:t>[51]</w:t>
             </w:r>
           </w:p>
         </w:tc>
@@ -17102,7 +17629,7 @@
               <w:rPr>
                 <w:sz w:val="16"/>
               </w:rPr>
-              <w:t>[46]</w:t>
+              <w:t>[51]</w:t>
             </w:r>
           </w:p>
         </w:tc>
@@ -17245,7 +17772,7 @@
               <w:rPr>
                 <w:sz w:val="16"/>
               </w:rPr>
-              <w:t>[47]</w:t>
+              <w:t>[52]</w:t>
             </w:r>
           </w:p>
         </w:tc>
@@ -17388,7 +17915,7 @@
               <w:rPr>
                 <w:sz w:val="16"/>
               </w:rPr>
-              <w:t>[47]</w:t>
+              <w:t>[52]</w:t>
             </w:r>
           </w:p>
         </w:tc>
@@ -17531,7 +18058,7 @@
               <w:rPr>
                 <w:sz w:val="16"/>
               </w:rPr>
-              <w:t>[48]</w:t>
+              <w:t>[53]</w:t>
             </w:r>
           </w:p>
         </w:tc>
@@ -17674,7 +18201,7 @@
               <w:rPr>
                 <w:sz w:val="16"/>
               </w:rPr>
-              <w:t>[49]</w:t>
+              <w:t>[54]</w:t>
             </w:r>
           </w:p>
         </w:tc>
@@ -17817,7 +18344,7 @@
               <w:rPr>
                 <w:sz w:val="16"/>
               </w:rPr>
-              <w:t>[49]</w:t>
+              <w:t>[54]</w:t>
             </w:r>
           </w:p>
         </w:tc>
@@ -17960,7 +18487,7 @@
               <w:rPr>
                 <w:sz w:val="16"/>
               </w:rPr>
-              <w:t>[50]</w:t>
+              <w:t>[55]</w:t>
             </w:r>
           </w:p>
         </w:tc>
@@ -18103,7 +18630,7 @@
               <w:rPr>
                 <w:sz w:val="16"/>
               </w:rPr>
-              <w:t>[50]</w:t>
+              <w:t>[55]</w:t>
             </w:r>
           </w:p>
         </w:tc>
@@ -18246,7 +18773,7 @@
               <w:rPr>
                 <w:sz w:val="16"/>
               </w:rPr>
-              <w:t>[51]</w:t>
+              <w:t>[56]</w:t>
             </w:r>
           </w:p>
         </w:tc>
@@ -18389,7 +18916,7 @@
               <w:rPr>
                 <w:sz w:val="16"/>
               </w:rPr>
-              <w:t>[51]</w:t>
+              <w:t>[56]</w:t>
             </w:r>
           </w:p>
         </w:tc>
@@ -18532,7 +19059,7 @@
               <w:rPr>
                 <w:sz w:val="16"/>
               </w:rPr>
-              <w:t>[52]</w:t>
+              <w:t>[57]</w:t>
             </w:r>
           </w:p>
         </w:tc>
@@ -18675,7 +19202,7 @@
               <w:rPr>
                 <w:sz w:val="16"/>
               </w:rPr>
-              <w:t>[53]</w:t>
+              <w:t>[58]</w:t>
             </w:r>
           </w:p>
         </w:tc>
@@ -18818,7 +19345,7 @@
               <w:rPr>
                 <w:sz w:val="16"/>
               </w:rPr>
-              <w:t>[54]</w:t>
+              <w:t>[59]</w:t>
             </w:r>
           </w:p>
         </w:tc>
@@ -18961,7 +19488,7 @@
               <w:rPr>
                 <w:sz w:val="16"/>
               </w:rPr>
-              <w:t>[54]</w:t>
+              <w:t>[59]</w:t>
             </w:r>
           </w:p>
         </w:tc>
@@ -19104,7 +19631,7 @@
               <w:rPr>
                 <w:sz w:val="16"/>
               </w:rPr>
-              <w:t>[55]</w:t>
+              <w:t>[60]</w:t>
             </w:r>
           </w:p>
         </w:tc>
